--- a/docs/04_GenAI_SoftwareDevelopment_object-oriented-design.docx
+++ b/docs/04_GenAI_SoftwareDevelopment_object-oriented-design.docx
@@ -43,7 +43,23 @@
           <w:sz w:val="26"/>
           <w:szCs w:val="26"/>
         </w:rPr>
-        <w:t>Nhóm XX - Thành viên nhóm (XX là số thứ tự của nhóm theo từng lớp - Nhóm 2 SV)</w:t>
+        <w:t xml:space="preserve">Nhóm </w:t>
+      </w:r>
+      <w:r>
+        <w:rPr>
+          <w:rFonts w:ascii="Times New Roman" w:hAnsi="Times New Roman" w:cs="Times New Roman"/>
+          <w:sz w:val="26"/>
+          <w:szCs w:val="26"/>
+        </w:rPr>
+        <w:t>32</w:t>
+      </w:r>
+      <w:r>
+        <w:rPr>
+          <w:rFonts w:ascii="Times New Roman" w:hAnsi="Times New Roman" w:cs="Times New Roman"/>
+          <w:sz w:val="26"/>
+          <w:szCs w:val="26"/>
+        </w:rPr>
+        <w:t xml:space="preserve"> - Thành viên nhóm</w:t>
       </w:r>
     </w:p>
     <w:p>
@@ -341,7 +357,7 @@
       </w:r>
       <w:r>
         <w:drawing>
-          <wp:anchor distT="0" distB="0" distL="114300" distR="114300" simplePos="0" relativeHeight="251658240" behindDoc="0" locked="0" layoutInCell="1" allowOverlap="1" wp14:anchorId="078EC21D" wp14:editId="6D330658">
+          <wp:anchor distT="0" distB="0" distL="114300" distR="114300" simplePos="0" relativeHeight="251658240" behindDoc="0" locked="0" layoutInCell="1" allowOverlap="1" wp14:anchorId="078EC21D" wp14:editId="4B864B0B">
             <wp:simplePos x="0" y="0"/>
             <wp:positionH relativeFrom="column">
               <wp:posOffset>1905</wp:posOffset>
@@ -1343,10 +1359,7 @@
         <w:pStyle w:val="Heading2"/>
       </w:pPr>
       <w:r>
-        <w:t xml:space="preserve">Lớp </w:t>
-      </w:r>
-      <w:r>
-        <w:t>Department</w:t>
+        <w:t>Lớp Department</w:t>
       </w:r>
     </w:p>
     <w:tbl>
@@ -10887,6 +10900,7 @@
   <w:style w:type="character" w:default="1" w:styleId="DefaultParagraphFont">
     <w:name w:val="Default Paragraph Font"/>
     <w:uiPriority w:val="1"/>
+    <w:semiHidden/>
     <w:unhideWhenUsed/>
   </w:style>
   <w:style w:type="table" w:default="1" w:styleId="TableNormal">
